--- a/public/labs/os/pz-25/ЛР10_ОС_Командні_файли_в_середовищі_Linux.docx
+++ b/public/labs/os/pz-25/ЛР10_ОС_Командні_файли_в_середовищі_Linux.docx
@@ -657,8 +657,8 @@
       <w:tblPr>
         <w:tblStyle w:val="Table"/>
         <w:tblW w:type="dxa" w:w="9637"/>
+        <w:tblLayout w:type="fixed"/>
         <w:tblLook w:firstRow="1" w:lastRow="0" w:firstColumn="0" w:lastColumn="0" w:noHBand="0" w:noVBand="0" w:val="0020"/>
-        <w:tblLayout w:type="fixed"/>
       </w:tblPr>
       <w:tblGrid>
         <w:gridCol w:w="4819"/>
@@ -673,6 +673,7 @@
           <w:p>
             <w:pPr>
               <w:pStyle w:val="Compact"/>
+              <w:spacing w:before="0" w:after="0" w:line="240" w:lineRule="auto"/>
             </w:pPr>
             <w:r>
               <w:t xml:space="preserve">Змінна</w:t>
@@ -684,6 +685,7 @@
           <w:p>
             <w:pPr>
               <w:pStyle w:val="Compact"/>
+              <w:spacing w:before="0" w:after="0" w:line="240" w:lineRule="auto"/>
             </w:pPr>
             <w:r>
               <w:t xml:space="preserve">Значення</w:t>
@@ -697,6 +699,7 @@
           <w:p>
             <w:pPr>
               <w:pStyle w:val="Compact"/>
+              <w:spacing w:before="0" w:after="0" w:line="240" w:lineRule="auto"/>
             </w:pPr>
             <w:r>
               <w:rPr>
@@ -711,6 +714,7 @@
           <w:p>
             <w:pPr>
               <w:pStyle w:val="Compact"/>
+              <w:spacing w:before="0" w:after="0" w:line="240" w:lineRule="auto"/>
             </w:pPr>
             <w:r>
               <w:t xml:space="preserve">ім’я самого скрипта</w:t>
@@ -724,6 +728,7 @@
           <w:p>
             <w:pPr>
               <w:pStyle w:val="Compact"/>
+              <w:spacing w:before="0" w:after="0" w:line="240" w:lineRule="auto"/>
             </w:pPr>
             <w:r>
               <w:rPr>
@@ -747,6 +752,7 @@
           <w:p>
             <w:pPr>
               <w:pStyle w:val="Compact"/>
+              <w:spacing w:before="0" w:after="0" w:line="240" w:lineRule="auto"/>
             </w:pPr>
             <w:r>
               <w:t xml:space="preserve">позиційні параметри</w:t>
@@ -760,6 +766,7 @@
           <w:p>
             <w:pPr>
               <w:pStyle w:val="Compact"/>
+              <w:spacing w:before="0" w:after="0" w:line="240" w:lineRule="auto"/>
             </w:pPr>
             <w:r>
               <w:rPr>
@@ -774,6 +781,7 @@
           <w:p>
             <w:pPr>
               <w:pStyle w:val="Compact"/>
+              <w:spacing w:before="0" w:after="0" w:line="240" w:lineRule="auto"/>
             </w:pPr>
             <w:r>
               <w:t xml:space="preserve">кількість переданих параметрів</w:t>
@@ -787,6 +795,7 @@
           <w:p>
             <w:pPr>
               <w:pStyle w:val="Compact"/>
+              <w:spacing w:before="0" w:after="0" w:line="240" w:lineRule="auto"/>
             </w:pPr>
             <w:r>
               <w:rPr>
@@ -801,6 +810,7 @@
           <w:p>
             <w:pPr>
               <w:pStyle w:val="Compact"/>
+              <w:spacing w:before="0" w:after="0" w:line="240" w:lineRule="auto"/>
             </w:pPr>
             <w:r>
               <w:t xml:space="preserve">усі параметри як окремі слова</w:t>
@@ -814,6 +824,7 @@
           <w:p>
             <w:pPr>
               <w:pStyle w:val="Compact"/>
+              <w:spacing w:before="0" w:after="0" w:line="240" w:lineRule="auto"/>
             </w:pPr>
             <w:r>
               <w:rPr>
@@ -828,6 +839,7 @@
           <w:p>
             <w:pPr>
               <w:pStyle w:val="Compact"/>
+              <w:spacing w:before="0" w:after="0" w:line="240" w:lineRule="auto"/>
             </w:pPr>
             <w:r>
               <w:t xml:space="preserve">усі параметри одним рядком</w:t>
@@ -841,6 +853,7 @@
           <w:p>
             <w:pPr>
               <w:pStyle w:val="Compact"/>
+              <w:spacing w:before="0" w:after="0" w:line="240" w:lineRule="auto"/>
             </w:pPr>
             <w:r>
               <w:rPr>
@@ -855,6 +868,7 @@
           <w:p>
             <w:pPr>
               <w:pStyle w:val="Compact"/>
+              <w:spacing w:before="0" w:after="0" w:line="240" w:lineRule="auto"/>
             </w:pPr>
             <w:r>
               <w:t xml:space="preserve">код повернення попередньої команди</w:t>
@@ -868,6 +882,7 @@
           <w:p>
             <w:pPr>
               <w:pStyle w:val="Compact"/>
+              <w:spacing w:before="0" w:after="0" w:line="240" w:lineRule="auto"/>
             </w:pPr>
             <w:r>
               <w:rPr>
@@ -882,6 +897,7 @@
           <w:p>
             <w:pPr>
               <w:pStyle w:val="Compact"/>
+              <w:spacing w:before="0" w:after="0" w:line="240" w:lineRule="auto"/>
             </w:pPr>
             <w:r>
               <w:t xml:space="preserve">PID поточного процесу</w:t>
@@ -895,6 +911,7 @@
           <w:p>
             <w:pPr>
               <w:pStyle w:val="Compact"/>
+              <w:spacing w:before="0" w:after="0" w:line="240" w:lineRule="auto"/>
             </w:pPr>
             <w:r>
               <w:rPr>
@@ -933,6 +950,7 @@
           <w:p>
             <w:pPr>
               <w:pStyle w:val="Compact"/>
+              <w:spacing w:before="0" w:after="0" w:line="240" w:lineRule="auto"/>
             </w:pPr>
             <w:r>
               <w:t xml:space="preserve">змінні середовища</w:t>
@@ -1128,8 +1146,8 @@
       <w:tblPr>
         <w:tblStyle w:val="Table"/>
         <w:tblW w:type="dxa" w:w="9637"/>
+        <w:tblLayout w:type="fixed"/>
         <w:tblLook w:firstRow="1" w:lastRow="0" w:firstColumn="0" w:lastColumn="0" w:noHBand="0" w:noVBand="0" w:val="0020"/>
-        <w:tblLayout w:type="fixed"/>
       </w:tblPr>
       <w:tblGrid>
         <w:gridCol w:w="4819"/>
@@ -1144,6 +1162,7 @@
           <w:p>
             <w:pPr>
               <w:pStyle w:val="Compact"/>
+              <w:spacing w:before="0" w:after="0" w:line="240" w:lineRule="auto"/>
             </w:pPr>
             <w:r>
               <w:t xml:space="preserve">Перевірка</w:t>
@@ -1155,6 +1174,7 @@
           <w:p>
             <w:pPr>
               <w:pStyle w:val="Compact"/>
+              <w:spacing w:before="0" w:after="0" w:line="240" w:lineRule="auto"/>
             </w:pPr>
             <w:r>
               <w:t xml:space="preserve">Істинна, якщо</w:t>
@@ -1168,6 +1188,7 @@
           <w:p>
             <w:pPr>
               <w:pStyle w:val="Compact"/>
+              <w:spacing w:before="0" w:after="0" w:line="240" w:lineRule="auto"/>
             </w:pPr>
             <w:r>
               <w:rPr>
@@ -1182,6 +1203,7 @@
           <w:p>
             <w:pPr>
               <w:pStyle w:val="Compact"/>
+              <w:spacing w:before="0" w:after="0" w:line="240" w:lineRule="auto"/>
             </w:pPr>
             <w:r>
               <w:t xml:space="preserve">існує звичайний файл</w:t>
@@ -1195,6 +1217,7 @@
           <w:p>
             <w:pPr>
               <w:pStyle w:val="Compact"/>
+              <w:spacing w:before="0" w:after="0" w:line="240" w:lineRule="auto"/>
             </w:pPr>
             <w:r>
               <w:rPr>
@@ -1209,6 +1232,7 @@
           <w:p>
             <w:pPr>
               <w:pStyle w:val="Compact"/>
+              <w:spacing w:before="0" w:after="0" w:line="240" w:lineRule="auto"/>
             </w:pPr>
             <w:r>
               <w:t xml:space="preserve">існує каталог</w:t>
@@ -1222,6 +1246,7 @@
           <w:p>
             <w:pPr>
               <w:pStyle w:val="Compact"/>
+              <w:spacing w:before="0" w:after="0" w:line="240" w:lineRule="auto"/>
             </w:pPr>
             <w:r>
               <w:rPr>
@@ -1236,6 +1261,7 @@
           <w:p>
             <w:pPr>
               <w:pStyle w:val="Compact"/>
+              <w:spacing w:before="0" w:after="0" w:line="240" w:lineRule="auto"/>
             </w:pPr>
             <w:r>
               <w:t xml:space="preserve">об’єкт існує (будь-який тип)</w:t>
@@ -1249,6 +1275,7 @@
           <w:p>
             <w:pPr>
               <w:pStyle w:val="Compact"/>
+              <w:spacing w:before="0" w:after="0" w:line="240" w:lineRule="auto"/>
             </w:pPr>
             <w:r>
               <w:rPr>
@@ -1287,6 +1314,7 @@
           <w:p>
             <w:pPr>
               <w:pStyle w:val="Compact"/>
+              <w:spacing w:before="0" w:after="0" w:line="240" w:lineRule="auto"/>
             </w:pPr>
             <w:r>
               <w:t xml:space="preserve">є право читання, запису, виконання</w:t>
@@ -1300,6 +1328,7 @@
           <w:p>
             <w:pPr>
               <w:pStyle w:val="Compact"/>
+              <w:spacing w:before="0" w:after="0" w:line="240" w:lineRule="auto"/>
             </w:pPr>
             <w:r>
               <w:rPr>
@@ -1314,6 +1343,7 @@
           <w:p>
             <w:pPr>
               <w:pStyle w:val="Compact"/>
+              <w:spacing w:before="0" w:after="0" w:line="240" w:lineRule="auto"/>
             </w:pPr>
             <w:r>
               <w:t xml:space="preserve">файл не порожній</w:t>
@@ -1327,6 +1357,7 @@
           <w:p>
             <w:pPr>
               <w:pStyle w:val="Compact"/>
+              <w:spacing w:before="0" w:after="0" w:line="240" w:lineRule="auto"/>
             </w:pPr>
             <w:r>
               <w:rPr>
@@ -1341,6 +1372,7 @@
           <w:p>
             <w:pPr>
               <w:pStyle w:val="Compact"/>
+              <w:spacing w:before="0" w:after="0" w:line="240" w:lineRule="auto"/>
             </w:pPr>
             <w:r>
               <w:t xml:space="preserve">рядок порожній</w:t>
@@ -1354,6 +1386,7 @@
           <w:p>
             <w:pPr>
               <w:pStyle w:val="Compact"/>
+              <w:spacing w:before="0" w:after="0" w:line="240" w:lineRule="auto"/>
             </w:pPr>
             <w:r>
               <w:rPr>
@@ -1368,6 +1401,7 @@
           <w:p>
             <w:pPr>
               <w:pStyle w:val="Compact"/>
+              <w:spacing w:before="0" w:after="0" w:line="240" w:lineRule="auto"/>
             </w:pPr>
             <w:r>
               <w:t xml:space="preserve">рядок не порожній</w:t>
@@ -1381,6 +1415,7 @@
           <w:p>
             <w:pPr>
               <w:pStyle w:val="Compact"/>
+              <w:spacing w:before="0" w:after="0" w:line="240" w:lineRule="auto"/>
             </w:pPr>
             <w:r>
               <w:rPr>
@@ -1395,6 +1430,7 @@
           <w:p>
             <w:pPr>
               <w:pStyle w:val="Compact"/>
+              <w:spacing w:before="0" w:after="0" w:line="240" w:lineRule="auto"/>
             </w:pPr>
             <w:r>
               <w:t xml:space="preserve">рядки рівні</w:t>
@@ -1408,6 +1444,7 @@
           <w:p>
             <w:pPr>
               <w:pStyle w:val="Compact"/>
+              <w:spacing w:before="0" w:after="0" w:line="240" w:lineRule="auto"/>
             </w:pPr>
             <w:r>
               <w:rPr>
@@ -1422,6 +1459,7 @@
           <w:p>
             <w:pPr>
               <w:pStyle w:val="Compact"/>
+              <w:spacing w:before="0" w:after="0" w:line="240" w:lineRule="auto"/>
             </w:pPr>
             <w:r>
               <w:t xml:space="preserve">числа рівні (</w:t>
@@ -5524,6 +5562,7 @@
           <w:p>
             <w:pPr>
               <w:pStyle w:val="Compact"/>
+              <w:spacing w:before="0" w:after="0" w:line="240" w:lineRule="auto"/>
             </w:pPr>
             <w:r>
               <w:t xml:space="preserve">№</w:t>
@@ -5535,6 +5574,7 @@
           <w:p>
             <w:pPr>
               <w:pStyle w:val="Compact"/>
+              <w:spacing w:before="0" w:after="0" w:line="240" w:lineRule="auto"/>
             </w:pPr>
             <w:r>
               <w:t xml:space="preserve">Завдання скрипта</w:t>
@@ -5546,6 +5586,7 @@
           <w:p>
             <w:pPr>
               <w:pStyle w:val="Compact"/>
+              <w:spacing w:before="0" w:after="0" w:line="240" w:lineRule="auto"/>
             </w:pPr>
             <w:r>
               <w:t xml:space="preserve">Періодичність cron</w:t>
@@ -5557,6 +5598,7 @@
           <w:p>
             <w:pPr>
               <w:pStyle w:val="Compact"/>
+              <w:spacing w:before="0" w:after="0" w:line="240" w:lineRule="auto"/>
             </w:pPr>
             <w:r>
               <w:t xml:space="preserve">Додаткове завдання</w:t>
@@ -5570,6 +5612,7 @@
           <w:p>
             <w:pPr>
               <w:pStyle w:val="Compact"/>
+              <w:spacing w:before="0" w:after="0" w:line="240" w:lineRule="auto"/>
             </w:pPr>
             <w:r>
               <w:t xml:space="preserve">1</w:t>
@@ -5581,6 +5624,7 @@
           <w:p>
             <w:pPr>
               <w:pStyle w:val="Compact"/>
+              <w:spacing w:before="0" w:after="0" w:line="240" w:lineRule="auto"/>
             </w:pPr>
             <w:r>
               <w:t xml:space="preserve">Резервне копіювання каталогу з датою в імені архіву</w:t>
@@ -5592,6 +5636,7 @@
           <w:p>
             <w:pPr>
               <w:pStyle w:val="Compact"/>
+              <w:spacing w:before="0" w:after="0" w:line="240" w:lineRule="auto"/>
             </w:pPr>
             <w:r>
               <w:t xml:space="preserve">щодня о 3:00</w:t>
@@ -5603,6 +5648,7 @@
           <w:p>
             <w:pPr>
               <w:pStyle w:val="Compact"/>
+              <w:spacing w:before="0" w:after="0" w:line="240" w:lineRule="auto"/>
             </w:pPr>
             <w:r>
               <w:t xml:space="preserve">Пояснити, чому cron не бачить відносних шляхів</w:t>
@@ -5616,6 +5662,7 @@
           <w:p>
             <w:pPr>
               <w:pStyle w:val="Compact"/>
+              <w:spacing w:before="0" w:after="0" w:line="240" w:lineRule="auto"/>
             </w:pPr>
             <w:r>
               <w:t xml:space="preserve">2</w:t>
@@ -5627,6 +5674,7 @@
           <w:p>
             <w:pPr>
               <w:pStyle w:val="Compact"/>
+              <w:spacing w:before="0" w:after="0" w:line="240" w:lineRule="auto"/>
             </w:pPr>
             <w:r>
               <w:t xml:space="preserve">Моніторинг вільного місця з попередженням у журнал</w:t>
@@ -5638,6 +5686,7 @@
           <w:p>
             <w:pPr>
               <w:pStyle w:val="Compact"/>
+              <w:spacing w:before="0" w:after="0" w:line="240" w:lineRule="auto"/>
             </w:pPr>
             <w:r>
               <w:t xml:space="preserve">щогодини</w:t>
@@ -5649,6 +5698,7 @@
           <w:p>
             <w:pPr>
               <w:pStyle w:val="Compact"/>
+              <w:spacing w:before="0" w:after="0" w:line="240" w:lineRule="auto"/>
             </w:pPr>
             <w:r>
               <w:t xml:space="preserve">Пояснити дію</w:t>
@@ -5677,6 +5727,7 @@
           <w:p>
             <w:pPr>
               <w:pStyle w:val="Compact"/>
+              <w:spacing w:before="0" w:after="0" w:line="240" w:lineRule="auto"/>
             </w:pPr>
             <w:r>
               <w:t xml:space="preserve">3</w:t>
@@ -5688,6 +5739,7 @@
           <w:p>
             <w:pPr>
               <w:pStyle w:val="Compact"/>
+              <w:spacing w:before="0" w:after="0" w:line="240" w:lineRule="auto"/>
             </w:pPr>
             <w:r>
               <w:t xml:space="preserve">Пошук і видалення файлів, старших за N днів</w:t>
@@ -5699,6 +5751,7 @@
           <w:p>
             <w:pPr>
               <w:pStyle w:val="Compact"/>
+              <w:spacing w:before="0" w:after="0" w:line="240" w:lineRule="auto"/>
             </w:pPr>
             <w:r>
               <w:t xml:space="preserve">щотижня в неділю</w:t>
@@ -5710,6 +5763,7 @@
           <w:p>
             <w:pPr>
               <w:pStyle w:val="Compact"/>
+              <w:spacing w:before="0" w:after="0" w:line="240" w:lineRule="auto"/>
             </w:pPr>
             <w:r>
               <w:t xml:space="preserve">Показати безпечний варіант скрипта з попереднім переглядом</w:t>
@@ -5723,6 +5777,7 @@
           <w:p>
             <w:pPr>
               <w:pStyle w:val="Compact"/>
+              <w:spacing w:before="0" w:after="0" w:line="240" w:lineRule="auto"/>
             </w:pPr>
             <w:r>
               <w:t xml:space="preserve">4</w:t>
@@ -5734,6 +5789,7 @@
           <w:p>
             <w:pPr>
               <w:pStyle w:val="Compact"/>
+              <w:spacing w:before="0" w:after="0" w:line="240" w:lineRule="auto"/>
             </w:pPr>
             <w:r>
               <w:t xml:space="preserve">Статистика типів файлів у дереві каталогів</w:t>
@@ -5745,6 +5801,7 @@
           <w:p>
             <w:pPr>
               <w:pStyle w:val="Compact"/>
+              <w:spacing w:before="0" w:after="0" w:line="240" w:lineRule="auto"/>
             </w:pPr>
             <w:r>
               <w:t xml:space="preserve">щодня о 18:00</w:t>
@@ -5756,6 +5813,7 @@
           <w:p>
             <w:pPr>
               <w:pStyle w:val="Compact"/>
+              <w:spacing w:before="0" w:after="0" w:line="240" w:lineRule="auto"/>
             </w:pPr>
             <w:r>
               <w:t xml:space="preserve">Порівняти</w:t>
@@ -5799,6 +5857,7 @@
           <w:p>
             <w:pPr>
               <w:pStyle w:val="Compact"/>
+              <w:spacing w:before="0" w:after="0" w:line="240" w:lineRule="auto"/>
             </w:pPr>
             <w:r>
               <w:t xml:space="preserve">5</w:t>
@@ -5810,6 +5869,7 @@
           <w:p>
             <w:pPr>
               <w:pStyle w:val="Compact"/>
+              <w:spacing w:before="0" w:after="0" w:line="240" w:lineRule="auto"/>
             </w:pPr>
             <w:r>
               <w:t xml:space="preserve">Перевірка доступності вузлів зі списку</w:t>
@@ -5821,6 +5881,7 @@
           <w:p>
             <w:pPr>
               <w:pStyle w:val="Compact"/>
+              <w:spacing w:before="0" w:after="0" w:line="240" w:lineRule="auto"/>
             </w:pPr>
             <w:r>
               <w:t xml:space="preserve">кожні 15 хвилин</w:t>
@@ -5832,6 +5893,7 @@
           <w:p>
             <w:pPr>
               <w:pStyle w:val="Compact"/>
+              <w:spacing w:before="0" w:after="0" w:line="240" w:lineRule="auto"/>
             </w:pPr>
             <w:r>
               <w:t xml:space="preserve">Пояснити роль коду повернення</w:t>
@@ -5860,6 +5922,7 @@
           <w:p>
             <w:pPr>
               <w:pStyle w:val="Compact"/>
+              <w:spacing w:before="0" w:after="0" w:line="240" w:lineRule="auto"/>
             </w:pPr>
             <w:r>
               <w:t xml:space="preserve">6</w:t>
@@ -5871,6 +5934,7 @@
           <w:p>
             <w:pPr>
               <w:pStyle w:val="Compact"/>
+              <w:spacing w:before="0" w:after="0" w:line="240" w:lineRule="auto"/>
             </w:pPr>
             <w:r>
               <w:t xml:space="preserve">Ротація журналів: стиснути старі, видалити дуже старі</w:t>
@@ -5882,6 +5946,7 @@
           <w:p>
             <w:pPr>
               <w:pStyle w:val="Compact"/>
+              <w:spacing w:before="0" w:after="0" w:line="240" w:lineRule="auto"/>
             </w:pPr>
             <w:r>
               <w:t xml:space="preserve">щодня о 2:00</w:t>
@@ -5893,6 +5958,7 @@
           <w:p>
             <w:pPr>
               <w:pStyle w:val="Compact"/>
+              <w:spacing w:before="0" w:after="0" w:line="240" w:lineRule="auto"/>
             </w:pPr>
             <w:r>
               <w:t xml:space="preserve">Пояснити, навіщо потрібен</w:t>
@@ -5921,6 +5987,7 @@
           <w:p>
             <w:pPr>
               <w:pStyle w:val="Compact"/>
+              <w:spacing w:before="0" w:after="0" w:line="240" w:lineRule="auto"/>
             </w:pPr>
             <w:r>
               <w:t xml:space="preserve">7</w:t>
@@ -5932,6 +5999,7 @@
           <w:p>
             <w:pPr>
               <w:pStyle w:val="Compact"/>
+              <w:spacing w:before="0" w:after="0" w:line="240" w:lineRule="auto"/>
             </w:pPr>
             <w:r>
               <w:t xml:space="preserve">Звіт про облікові записи з</w:t>
@@ -5952,6 +6020,7 @@
           <w:p>
             <w:pPr>
               <w:pStyle w:val="Compact"/>
+              <w:spacing w:before="0" w:after="0" w:line="240" w:lineRule="auto"/>
             </w:pPr>
             <w:r>
               <w:t xml:space="preserve">щотижня</w:t>
@@ -5963,6 +6032,7 @@
           <w:p>
             <w:pPr>
               <w:pStyle w:val="Compact"/>
+              <w:spacing w:before="0" w:after="0" w:line="240" w:lineRule="auto"/>
             </w:pPr>
             <w:r>
               <w:t xml:space="preserve">Пояснити, чому</w:t>
@@ -6006,6 +6076,7 @@
           <w:p>
             <w:pPr>
               <w:pStyle w:val="Compact"/>
+              <w:spacing w:before="0" w:after="0" w:line="240" w:lineRule="auto"/>
             </w:pPr>
             <w:r>
               <w:t xml:space="preserve">8</w:t>
@@ -6017,6 +6088,7 @@
           <w:p>
             <w:pPr>
               <w:pStyle w:val="Compact"/>
+              <w:spacing w:before="0" w:after="0" w:line="240" w:lineRule="auto"/>
             </w:pPr>
             <w:r>
               <w:t xml:space="preserve">Синхронізація двох каталогів із журналом змін</w:t>
@@ -6028,6 +6100,7 @@
           <w:p>
             <w:pPr>
               <w:pStyle w:val="Compact"/>
+              <w:spacing w:before="0" w:after="0" w:line="240" w:lineRule="auto"/>
             </w:pPr>
             <w:r>
               <w:t xml:space="preserve">щогодини</w:t>
@@ -6039,6 +6112,7 @@
           <w:p>
             <w:pPr>
               <w:pStyle w:val="Compact"/>
+              <w:spacing w:before="0" w:after="0" w:line="240" w:lineRule="auto"/>
             </w:pPr>
             <w:r>
               <w:t xml:space="preserve">Порівняти</w:t>
@@ -6082,6 +6156,7 @@
           <w:p>
             <w:pPr>
               <w:pStyle w:val="Compact"/>
+              <w:spacing w:before="0" w:after="0" w:line="240" w:lineRule="auto"/>
             </w:pPr>
             <w:r>
               <w:t xml:space="preserve">9</w:t>
@@ -6093,6 +6168,7 @@
           <w:p>
             <w:pPr>
               <w:pStyle w:val="Compact"/>
+              <w:spacing w:before="0" w:after="0" w:line="240" w:lineRule="auto"/>
             </w:pPr>
             <w:r>
               <w:t xml:space="preserve">Пошук великих файлів у домашньому каталозі</w:t>
@@ -6104,6 +6180,7 @@
           <w:p>
             <w:pPr>
               <w:pStyle w:val="Compact"/>
+              <w:spacing w:before="0" w:after="0" w:line="240" w:lineRule="auto"/>
             </w:pPr>
             <w:r>
               <w:t xml:space="preserve">щодня о 20:00</w:t>
@@ -6115,6 +6192,7 @@
           <w:p>
             <w:pPr>
               <w:pStyle w:val="Compact"/>
+              <w:spacing w:before="0" w:after="0" w:line="240" w:lineRule="auto"/>
             </w:pPr>
             <w:r>
               <w:t xml:space="preserve">Показати, як обробити імена файлів із пробілами</w:t>
@@ -6128,6 +6206,7 @@
           <w:p>
             <w:pPr>
               <w:pStyle w:val="Compact"/>
+              <w:spacing w:before="0" w:after="0" w:line="240" w:lineRule="auto"/>
             </w:pPr>
             <w:r>
               <w:t xml:space="preserve">10</w:t>
@@ -6139,6 +6218,7 @@
           <w:p>
             <w:pPr>
               <w:pStyle w:val="Compact"/>
+              <w:spacing w:before="0" w:after="0" w:line="240" w:lineRule="auto"/>
             </w:pPr>
             <w:r>
               <w:t xml:space="preserve">Перевірка стану служб systemd зі списку</w:t>
@@ -6150,6 +6230,7 @@
           <w:p>
             <w:pPr>
               <w:pStyle w:val="Compact"/>
+              <w:spacing w:before="0" w:after="0" w:line="240" w:lineRule="auto"/>
             </w:pPr>
             <w:r>
               <w:t xml:space="preserve">кожні 10 хвилин</w:t>
@@ -6161,6 +6242,7 @@
           <w:p>
             <w:pPr>
               <w:pStyle w:val="Compact"/>
+              <w:spacing w:before="0" w:after="0" w:line="240" w:lineRule="auto"/>
             </w:pPr>
             <w:r>
               <w:t xml:space="preserve">Пояснити, як отримати код повернення</w:t>
@@ -6183,6 +6265,7 @@
           <w:p>
             <w:pPr>
               <w:pStyle w:val="Compact"/>
+              <w:spacing w:before="0" w:after="0" w:line="240" w:lineRule="auto"/>
             </w:pPr>
             <w:r>
               <w:t xml:space="preserve">11</w:t>
@@ -6194,6 +6277,7 @@
           <w:p>
             <w:pPr>
               <w:pStyle w:val="Compact"/>
+              <w:spacing w:before="0" w:after="0" w:line="240" w:lineRule="auto"/>
             </w:pPr>
             <w:r>
               <w:t xml:space="preserve">Підрахунок статистики за CSV-файлом</w:t>
@@ -6205,6 +6289,7 @@
           <w:p>
             <w:pPr>
               <w:pStyle w:val="Compact"/>
+              <w:spacing w:before="0" w:after="0" w:line="240" w:lineRule="auto"/>
             </w:pPr>
             <w:r>
               <w:t xml:space="preserve">щодня о 9:00</w:t>
@@ -6216,6 +6301,7 @@
           <w:p>
             <w:pPr>
               <w:pStyle w:val="Compact"/>
+              <w:spacing w:before="0" w:after="0" w:line="240" w:lineRule="auto"/>
             </w:pPr>
             <w:r>
               <w:t xml:space="preserve">Пояснити призначення</w:t>
@@ -6244,6 +6330,7 @@
           <w:p>
             <w:pPr>
               <w:pStyle w:val="Compact"/>
+              <w:spacing w:before="0" w:after="0" w:line="240" w:lineRule="auto"/>
             </w:pPr>
             <w:r>
               <w:t xml:space="preserve">12</w:t>
@@ -6255,6 +6342,7 @@
           <w:p>
             <w:pPr>
               <w:pStyle w:val="Compact"/>
+              <w:spacing w:before="0" w:after="0" w:line="240" w:lineRule="auto"/>
             </w:pPr>
             <w:r>
               <w:t xml:space="preserve">Архівування журналів із розбиттям за датами</w:t>
@@ -6266,6 +6354,7 @@
           <w:p>
             <w:pPr>
               <w:pStyle w:val="Compact"/>
+              <w:spacing w:before="0" w:after="0" w:line="240" w:lineRule="auto"/>
             </w:pPr>
             <w:r>
               <w:t xml:space="preserve">щотижня</w:t>
@@ -6277,6 +6366,7 @@
           <w:p>
             <w:pPr>
               <w:pStyle w:val="Compact"/>
+              <w:spacing w:before="0" w:after="0" w:line="240" w:lineRule="auto"/>
             </w:pPr>
             <w:r>
               <w:t xml:space="preserve">Пояснити, чим</w:t>
@@ -6305,6 +6395,7 @@
           <w:p>
             <w:pPr>
               <w:pStyle w:val="Compact"/>
+              <w:spacing w:before="0" w:after="0" w:line="240" w:lineRule="auto"/>
             </w:pPr>
             <w:r>
               <w:t xml:space="preserve">13</w:t>
@@ -6316,6 +6407,7 @@
           <w:p>
             <w:pPr>
               <w:pStyle w:val="Compact"/>
+              <w:spacing w:before="0" w:after="0" w:line="240" w:lineRule="auto"/>
             </w:pPr>
             <w:r>
               <w:t xml:space="preserve">Створення структури каталогів за описом із файлу</w:t>
@@ -6327,6 +6419,7 @@
           <w:p>
             <w:pPr>
               <w:pStyle w:val="Compact"/>
+              <w:spacing w:before="0" w:after="0" w:line="240" w:lineRule="auto"/>
             </w:pPr>
             <w:r>
               <w:t xml:space="preserve">вручну</w:t>
@@ -6338,6 +6431,7 @@
           <w:p>
             <w:pPr>
               <w:pStyle w:val="Compact"/>
+              <w:spacing w:before="0" w:after="0" w:line="240" w:lineRule="auto"/>
             </w:pPr>
             <w:r>
               <w:t xml:space="preserve">Обробити випадок, коли каталог уже існує</w:t>
@@ -6351,6 +6445,7 @@
           <w:p>
             <w:pPr>
               <w:pStyle w:val="Compact"/>
+              <w:spacing w:before="0" w:after="0" w:line="240" w:lineRule="auto"/>
             </w:pPr>
             <w:r>
               <w:t xml:space="preserve">14</w:t>
@@ -6362,6 +6457,7 @@
           <w:p>
             <w:pPr>
               <w:pStyle w:val="Compact"/>
+              <w:spacing w:before="0" w:after="0" w:line="240" w:lineRule="auto"/>
             </w:pPr>
             <w:r>
               <w:t xml:space="preserve">Контроль кількості процесів користувача</w:t>
@@ -6373,6 +6469,7 @@
           <w:p>
             <w:pPr>
               <w:pStyle w:val="Compact"/>
+              <w:spacing w:before="0" w:after="0" w:line="240" w:lineRule="auto"/>
             </w:pPr>
             <w:r>
               <w:t xml:space="preserve">кожні 5 хвилин</w:t>
@@ -6384,6 +6481,7 @@
           <w:p>
             <w:pPr>
               <w:pStyle w:val="Compact"/>
+              <w:spacing w:before="0" w:after="0" w:line="240" w:lineRule="auto"/>
             </w:pPr>
             <w:r>
               <w:t xml:space="preserve">Пояснити, як скрипт дізнається власний PID і PID батька</w:t>
@@ -6397,6 +6495,7 @@
           <w:p>
             <w:pPr>
               <w:pStyle w:val="Compact"/>
+              <w:spacing w:before="0" w:after="0" w:line="240" w:lineRule="auto"/>
             </w:pPr>
             <w:r>
               <w:t xml:space="preserve">15</w:t>
@@ -6408,6 +6507,7 @@
           <w:p>
             <w:pPr>
               <w:pStyle w:val="Compact"/>
+              <w:spacing w:before="0" w:after="0" w:line="240" w:lineRule="auto"/>
             </w:pPr>
             <w:r>
               <w:t xml:space="preserve">Порівняння двох каталогів за іменами й розмірами</w:t>
@@ -6419,6 +6519,7 @@
           <w:p>
             <w:pPr>
               <w:pStyle w:val="Compact"/>
+              <w:spacing w:before="0" w:after="0" w:line="240" w:lineRule="auto"/>
             </w:pPr>
             <w:r>
               <w:t xml:space="preserve">щодня</w:t>
@@ -6430,6 +6531,7 @@
           <w:p>
             <w:pPr>
               <w:pStyle w:val="Compact"/>
+              <w:spacing w:before="0" w:after="0" w:line="240" w:lineRule="auto"/>
             </w:pPr>
             <w:r>
               <w:t xml:space="preserve">Пояснити, чому змінні беруть у подвійні лапки</w:t>
@@ -6443,6 +6545,7 @@
           <w:p>
             <w:pPr>
               <w:pStyle w:val="Compact"/>
+              <w:spacing w:before="0" w:after="0" w:line="240" w:lineRule="auto"/>
             </w:pPr>
             <w:r>
               <w:t xml:space="preserve">16</w:t>
@@ -6454,6 +6557,7 @@
           <w:p>
             <w:pPr>
               <w:pStyle w:val="Compact"/>
+              <w:spacing w:before="0" w:after="0" w:line="240" w:lineRule="auto"/>
             </w:pPr>
             <w:r>
               <w:t xml:space="preserve">Масове перейменування файлів за шаблоном</w:t>
@@ -6465,6 +6569,7 @@
           <w:p>
             <w:pPr>
               <w:pStyle w:val="Compact"/>
+              <w:spacing w:before="0" w:after="0" w:line="240" w:lineRule="auto"/>
             </w:pPr>
             <w:r>
               <w:t xml:space="preserve">вручну</w:t>
@@ -6476,6 +6581,7 @@
           <w:p>
             <w:pPr>
               <w:pStyle w:val="Compact"/>
+              <w:spacing w:before="0" w:after="0" w:line="240" w:lineRule="auto"/>
             </w:pPr>
             <w:r>
               <w:t xml:space="preserve">Показати роботу з</w:t>
@@ -6513,6 +6619,7 @@
           <w:p>
             <w:pPr>
               <w:pStyle w:val="Compact"/>
+              <w:spacing w:before="0" w:after="0" w:line="240" w:lineRule="auto"/>
             </w:pPr>
             <w:r>
               <w:t xml:space="preserve">17</w:t>
@@ -6524,6 +6631,7 @@
           <w:p>
             <w:pPr>
               <w:pStyle w:val="Compact"/>
+              <w:spacing w:before="0" w:after="0" w:line="240" w:lineRule="auto"/>
             </w:pPr>
             <w:r>
               <w:t xml:space="preserve">Формування звіту про використання дисків</w:t>
@@ -6535,6 +6643,7 @@
           <w:p>
             <w:pPr>
               <w:pStyle w:val="Compact"/>
+              <w:spacing w:before="0" w:after="0" w:line="240" w:lineRule="auto"/>
             </w:pPr>
             <w:r>
               <w:t xml:space="preserve">щодня о 7:00</w:t>
@@ -6546,6 +6655,7 @@
           <w:p>
             <w:pPr>
               <w:pStyle w:val="Compact"/>
+              <w:spacing w:before="0" w:after="0" w:line="240" w:lineRule="auto"/>
             </w:pPr>
             <w:r>
               <w:t xml:space="preserve">Пояснити різницю між</w:t>
@@ -6583,6 +6693,7 @@
           <w:p>
             <w:pPr>
               <w:pStyle w:val="Compact"/>
+              <w:spacing w:before="0" w:after="0" w:line="240" w:lineRule="auto"/>
             </w:pPr>
             <w:r>
               <w:t xml:space="preserve">18</w:t>
@@ -6594,6 +6705,7 @@
           <w:p>
             <w:pPr>
               <w:pStyle w:val="Compact"/>
+              <w:spacing w:before="0" w:after="0" w:line="240" w:lineRule="auto"/>
             </w:pPr>
             <w:r>
               <w:t xml:space="preserve">Перевірка цілісності файлів за контрольними сумами</w:t>
@@ -6605,6 +6717,7 @@
           <w:p>
             <w:pPr>
               <w:pStyle w:val="Compact"/>
+              <w:spacing w:before="0" w:after="0" w:line="240" w:lineRule="auto"/>
             </w:pPr>
             <w:r>
               <w:t xml:space="preserve">щотижня</w:t>
@@ -6616,6 +6729,7 @@
           <w:p>
             <w:pPr>
               <w:pStyle w:val="Compact"/>
+              <w:spacing w:before="0" w:after="0" w:line="240" w:lineRule="auto"/>
             </w:pPr>
             <w:r>
               <w:t xml:space="preserve">Пояснити, як зберігати й звіряти суми</w:t>
@@ -6638,6 +6752,7 @@
           <w:p>
             <w:pPr>
               <w:pStyle w:val="Compact"/>
+              <w:spacing w:before="0" w:after="0" w:line="240" w:lineRule="auto"/>
             </w:pPr>
             <w:r>
               <w:t xml:space="preserve">19</w:t>
@@ -6649,6 +6764,7 @@
           <w:p>
             <w:pPr>
               <w:pStyle w:val="Compact"/>
+              <w:spacing w:before="0" w:after="0" w:line="240" w:lineRule="auto"/>
             </w:pPr>
             <w:r>
               <w:t xml:space="preserve">Очищення тимчасових файлів із підтвердженням</w:t>
@@ -6660,6 +6776,7 @@
           <w:p>
             <w:pPr>
               <w:pStyle w:val="Compact"/>
+              <w:spacing w:before="0" w:after="0" w:line="240" w:lineRule="auto"/>
             </w:pPr>
             <w:r>
               <w:t xml:space="preserve">щодня о 23:00</w:t>
@@ -6671,6 +6788,7 @@
           <w:p>
             <w:pPr>
               <w:pStyle w:val="Compact"/>
+              <w:spacing w:before="0" w:after="0" w:line="240" w:lineRule="auto"/>
             </w:pPr>
             <w:r>
               <w:t xml:space="preserve">Реалізувати режим</w:t>
@@ -6693,6 +6811,7 @@
           <w:p>
             <w:pPr>
               <w:pStyle w:val="Compact"/>
+              <w:spacing w:before="0" w:after="0" w:line="240" w:lineRule="auto"/>
             </w:pPr>
             <w:r>
               <w:t xml:space="preserve">20</w:t>
@@ -6704,6 +6823,7 @@
           <w:p>
             <w:pPr>
               <w:pStyle w:val="Compact"/>
+              <w:spacing w:before="0" w:after="0" w:line="240" w:lineRule="auto"/>
             </w:pPr>
             <w:r>
               <w:t xml:space="preserve">Журнал входів користувачів у систему</w:t>
@@ -6715,6 +6835,7 @@
           <w:p>
             <w:pPr>
               <w:pStyle w:val="Compact"/>
+              <w:spacing w:before="0" w:after="0" w:line="240" w:lineRule="auto"/>
             </w:pPr>
             <w:r>
               <w:t xml:space="preserve">щодня о 8:00</w:t>
@@ -6726,6 +6847,7 @@
           <w:p>
             <w:pPr>
               <w:pStyle w:val="Compact"/>
+              <w:spacing w:before="0" w:after="0" w:line="240" w:lineRule="auto"/>
             </w:pPr>
             <w:r>
               <w:t xml:space="preserve">Пояснити, чому cron має інший</w:t>
@@ -7230,7 +7352,7 @@
     <w:multiLevelType w:val="multilevel"/>
     <w:lvl w:ilvl="0">
       <w:numFmt w:val="bullet"/>
-      <w:lvlText w:val="–"/>
+      <w:lvlText w:val=" "/>
       <w:lvlJc w:val="left"/>
       <w:pPr>
         <w:ind w:left="1134" w:hanging="425"/>
@@ -7238,7 +7360,7 @@
     </w:lvl>
     <w:lvl w:ilvl="1">
       <w:numFmt w:val="bullet"/>
-      <w:lvlText w:val="–"/>
+      <w:lvlText w:val=" "/>
       <w:lvlJc w:val="left"/>
       <w:pPr>
         <w:ind w:left="1701" w:hanging="425"/>
@@ -7246,7 +7368,7 @@
     </w:lvl>
     <w:lvl w:ilvl="2">
       <w:numFmt w:val="bullet"/>
-      <w:lvlText w:val="–"/>
+      <w:lvlText w:val=" "/>
       <w:lvlJc w:val="left"/>
       <w:pPr>
         <w:ind w:left="2268" w:hanging="425"/>
@@ -7254,7 +7376,7 @@
     </w:lvl>
     <w:lvl w:ilvl="3">
       <w:numFmt w:val="bullet"/>
-      <w:lvlText w:val="–"/>
+      <w:lvlText w:val=" "/>
       <w:lvlJc w:val="left"/>
       <w:pPr>
         <w:ind w:left="2835" w:hanging="425"/>
@@ -7262,7 +7384,7 @@
     </w:lvl>
     <w:lvl w:ilvl="4">
       <w:numFmt w:val="bullet"/>
-      <w:lvlText w:val="–"/>
+      <w:lvlText w:val=" "/>
       <w:lvlJc w:val="left"/>
       <w:pPr>
         <w:ind w:left="3402" w:hanging="425"/>
@@ -7270,7 +7392,7 @@
     </w:lvl>
     <w:lvl w:ilvl="5">
       <w:numFmt w:val="bullet"/>
-      <w:lvlText w:val="–"/>
+      <w:lvlText w:val=" "/>
       <w:lvlJc w:val="left"/>
       <w:pPr>
         <w:ind w:left="3969" w:hanging="425"/>
@@ -7278,7 +7400,7 @@
     </w:lvl>
     <w:lvl w:ilvl="6">
       <w:numFmt w:val="bullet"/>
-      <w:lvlText w:val="–"/>
+      <w:lvlText w:val=" "/>
       <w:lvlJc w:val="left"/>
       <w:pPr>
         <w:ind w:left="4536" w:hanging="425"/>
@@ -7286,7 +7408,7 @@
     </w:lvl>
     <w:lvl w:ilvl="7">
       <w:numFmt w:val="bullet"/>
-      <w:lvlText w:val="–"/>
+      <w:lvlText w:val=" "/>
       <w:lvlJc w:val="left"/>
       <w:pPr>
         <w:ind w:left="5103" w:hanging="425"/>
@@ -7294,7 +7416,7 @@
     </w:lvl>
     <w:lvl w:ilvl="8">
       <w:numFmt w:val="bullet"/>
-      <w:lvlText w:val="–"/>
+      <w:lvlText w:val=" "/>
       <w:lvlJc w:val="left"/>
       <w:pPr>
         <w:ind w:left="5670" w:hanging="425"/>
@@ -8327,6 +8449,31 @@
       </w:tblCellMar>
     </w:tblPr>
   </w:style>
+  <w:style w:customStyle="1" w:styleId="Conclusion" w:type="paragraph">
+    <w:name w:val="Conclusion"/>
+    <w:basedOn w:val="BodyText"/>
+    <w:next w:val="BodyText"/>
+    <w:qFormat/>
+    <w:pPr>
+      <w:keepNext/>
+      <w:spacing w:after="0" w:before="240" w:line="312" w:lineRule="auto"/>
+    </w:pPr>
+  </w:style>
+  <w:style w:styleId="Header" w:type="paragraph">
+    <w:name w:val="header"/>
+    <w:basedOn w:val="Normal"/>
+    <w:qFormat/>
+    <w:pPr>
+      <w:spacing w:after="0" w:before="0" w:line="240" w:lineRule="auto"/>
+      <w:ind w:firstLine="0"/>
+      <w:jc w:val="right"/>
+    </w:pPr>
+    <w:rPr>
+      <w:rFonts w:ascii="Times New Roman" w:cs="Times New Roman" w:eastAsia="Times New Roman" w:hAnsi="Times New Roman"/>
+      <w:sz w:val="28"/>
+      <w:szCs w:val="28"/>
+    </w:rPr>
+  </w:style>
   <w:style w:type="paragraph" w:customStyle="1" w:styleId="TableCaption">
     <w:name w:val="TableCaption"/>
     <w:basedOn w:val="BodyText"/>
